--- a/Semester-4/English/Весна_2025-2026_Критерии оценивания эссе_POK_4_semestr_IKNK_FizMekh.docx
+++ b/Semester-4/English/Весна_2025-2026_Критерии оценивания эссе_POK_4_semestr_IKNK_FizMekh.docx
@@ -497,7 +497,6 @@
                 <w:rFonts w:cs="Times New Roman"/>
                 <w:sz w:val="20"/>
                 <w:szCs w:val="20"/>
-                <w:highlight w:val="yellow"/>
               </w:rPr>
               <w:t>количество слов-связок не менее 10</w:t>
             </w:r>
@@ -585,7 +584,6 @@
                 <w:b/>
                 <w:sz w:val="20"/>
                 <w:szCs w:val="20"/>
-                <w:highlight w:val="yellow"/>
               </w:rPr>
               <w:t>Корректное оформление ссылок и наличие списка источников (не менее 5) – 1 балл</w:t>
             </w:r>
@@ -673,25 +671,7 @@
                 <w:sz w:val="20"/>
                 <w:szCs w:val="20"/>
               </w:rPr>
-              <w:t>0,5</w:t>
-            </w:r>
-            <w:r>
-              <w:rPr>
-                <w:rFonts w:cs="Times New Roman"/>
-                <w:b/>
-                <w:sz w:val="20"/>
-                <w:szCs w:val="20"/>
-              </w:rPr>
-              <w:t xml:space="preserve"> балл</w:t>
-            </w:r>
-            <w:r>
-              <w:rPr>
-                <w:rFonts w:cs="Times New Roman"/>
-                <w:b/>
-                <w:sz w:val="20"/>
-                <w:szCs w:val="20"/>
-              </w:rPr>
-              <w:t>а</w:t>
+              <w:t>0,5 балла</w:t>
             </w:r>
           </w:p>
           <w:p>
@@ -719,33 +699,15 @@
                 <w:sz w:val="20"/>
                 <w:szCs w:val="20"/>
               </w:rPr>
-              <w:t xml:space="preserve"> </w:t>
-            </w:r>
-            <w:r>
-              <w:rPr>
-                <w:rFonts w:cs="Times New Roman"/>
-                <w:sz w:val="20"/>
-                <w:szCs w:val="20"/>
-                <w:highlight w:val="yellow"/>
-              </w:rPr>
-              <w:t>– минимум три</w:t>
-            </w:r>
-            <w:r>
-              <w:rPr>
-                <w:rFonts w:cs="Times New Roman"/>
-                <w:sz w:val="20"/>
-                <w:szCs w:val="20"/>
-                <w:highlight w:val="yellow"/>
-              </w:rPr>
-              <w:t xml:space="preserve"> части</w:t>
-            </w:r>
-            <w:r>
-              <w:rPr>
-                <w:rFonts w:cs="Times New Roman"/>
-                <w:sz w:val="20"/>
-                <w:szCs w:val="20"/>
-              </w:rPr>
-              <w:t xml:space="preserve">. </w:t>
+              <w:t xml:space="preserve"> – минимум три</w:t>
+            </w:r>
+            <w:r>
+              <w:rPr>
+                <w:rFonts w:cs="Times New Roman"/>
+                <w:sz w:val="20"/>
+                <w:szCs w:val="20"/>
+              </w:rPr>
+              <w:t xml:space="preserve"> части. </w:t>
             </w:r>
           </w:p>
           <w:p>
@@ -773,16 +735,7 @@
                 <w:sz w:val="20"/>
                 <w:szCs w:val="20"/>
               </w:rPr>
-              <w:t>1</w:t>
-            </w:r>
-            <w:r>
-              <w:rPr>
-                <w:rFonts w:cs="Times New Roman"/>
-                <w:b/>
-                <w:sz w:val="20"/>
-                <w:szCs w:val="20"/>
-              </w:rPr>
-              <w:t xml:space="preserve"> балл</w:t>
+              <w:t>1 балл</w:t>
             </w:r>
           </w:p>
           <w:p>
